--- a/policies/build/sop_record_masters/ROM/SOP_ROM.4.c_failure_reporting.docx
+++ b/policies/build/sop_record_masters/ROM/SOP_ROM.4.c_failure_reporting.docx
@@ -42,7 +42,7 @@
           </w:p>
           <w:p>
             <w:r>
-              <w:t>This SOP explains how «Hospital Name» reports system and process failures internally and externally. If you're new to this SOP: logging a failure is step one, not the whole job — every entry has to be checked against external reporting obligations, not just filed and left.</w:t>
+              <w:t>This SOP explains how «Hospital Name» reports system and process failures internally and externally, including anonymously, and how a repeated failure gets fixed at the system level instead of case by case forever. If you're new to this SOP: logging a failure is step one, not the whole job — every entry has to be checked against external reporting obligations, and the register as a whole has to be periodically scanned for a pattern, not just closed row by row.</w:t>
             </w:r>
           </w:p>
         </w:tc>
@@ -208,7 +208,7 @@
     </w:p>
     <w:p>
       <w:r>
-        <w:t>This SOP sets out how «Hospital Name»'s management ensures systems exist, and are actually used, for reporting system and process failures internally and, where legally required, externally to regulatory bodies.</w:t>
+        <w:t>This SOP sets out how «Hospital Name»'s management ensures systems exist, and are actually used, for reporting system and process failures internally — including anonymously — and, where legally required, externally to regulatory bodies, with trend analysis so a repeated failure triggers a systemic fix rather than being closed case by case indefinitely.</w:t>
       </w:r>
     </w:p>
     <w:p>
@@ -240,7 +240,7 @@
         <w:t xml:space="preserve">Quality Coordinator: </w:t>
       </w:r>
       <w:r>
-        <w:t>maintains the failure-reporting register and receives internal reports.</w:t>
+        <w:t>maintains the failure-reporting register, receives internal reports (including anonymous ones), and runs the periodic trend analysis.</w:t>
       </w:r>
     </w:p>
     <w:p>
@@ -251,7 +251,7 @@
         <w:t xml:space="preserve">Medical Superintendent: </w:t>
       </w:r>
       <w:r>
-        <w:t>reviews the register monthly and presents a summary to the governing body quarterly.</w:t>
+        <w:t>reviews the register monthly, presents a summary to the governing body quarterly, and opens a systemic CAPA when trend analysis finds a repeated failure type.</w:t>
       </w:r>
     </w:p>
     <w:p>
@@ -278,7 +278,7 @@
         <w:pStyle w:val="Heading2"/>
       </w:pPr>
       <w:r>
-        <w:t>4.1 Report internally</w:t>
+        <w:t>4.1 Report internally, including anonymously</w:t>
       </w:r>
     </w:p>
     <w:p>
@@ -289,17 +289,17 @@
         <w:t xml:space="preserve">Why this step matters: </w:t>
       </w:r>
       <w:r>
-        <w:t>A failure that is mentioned informally and never logged cannot be reviewed, trended, or fixed — the internal report is what makes a failure visible to management at all.</w:t>
+        <w:t>A failure that is mentioned informally and never logged cannot be reviewed, trended, or fixed — and a reporting channel that requires a name discourages exactly the reports a staff member might hesitate to put their name to.</w:t>
       </w:r>
     </w:p>
     <w:p>
       <w:r>
-        <w:t>1. Staff submit incident reports, near-miss reports and root-cause analyses to the Quality Coordinator.</w:t>
+        <w:t>1. Staff submit incident reports, near-miss reports and root-cause analyses to the Quality Coordinator, by name or anonymously.</w:t>
       </w:r>
     </w:p>
     <w:p>
       <w:r>
-        <w:t>2. The Quality Coordinator logs every report in the failure-reporting register on the day it is received. (Record 1)</w:t>
+        <w:t>2. The Quality Coordinator logs every report in the failure-reporting register on the day it is received, regardless of whether the reporter identified themselves. (Record 1)</w:t>
       </w:r>
     </w:p>
     <w:p>
@@ -362,6 +362,35 @@
     </w:p>
     <w:p>
       <w:pPr>
+        <w:pStyle w:val="Heading2"/>
+      </w:pPr>
+      <w:r>
+        <w:t>4.4 Analyse trends and fix the system, not just the case</w:t>
+      </w:r>
+    </w:p>
+    <w:p>
+      <w:r>
+        <w:rPr>
+          <w:b/>
+        </w:rPr>
+        <w:t xml:space="preserve">Why this step matters: </w:t>
+      </w:r>
+      <w:r>
+        <w:t>Closing ten individual incidents of the same type, one at a time, without ever asking why the same failure keeps happening, leaves the actual system problem in place to produce an eleventh — trend analysis is what turns repeated cases into one systemic fix.</w:t>
+      </w:r>
+    </w:p>
+    <w:p>
+      <w:r>
+        <w:t>1. The Quality Coordinator runs a trend analysis across the failure-reporting register at least quarterly, grouping reports by failure type.</w:t>
+      </w:r>
+    </w:p>
+    <w:p>
+      <w:r>
+        <w:t>2. Where the same failure type recurs three or more times within a defined period, the Medical Superintendent opens a systemic CAPA addressing the underlying process, not just the individual cases. (Record 2)</w:t>
+      </w:r>
+    </w:p>
+    <w:p>
+      <w:pPr>
         <w:pStyle w:val="Heading1"/>
       </w:pPr>
       <w:r>
@@ -370,7 +399,7 @@
     </w:p>
     <w:p>
       <w:r>
-        <w:t>This SOP produces and maintains Records 1 (see the ROM.4 Records folder).</w:t>
+        <w:t>This SOP produces and maintains Records 1-2 (see the ROM.4 Records folder).</w:t>
       </w:r>
     </w:p>
     <w:p>
@@ -435,7 +464,7 @@
     </w:p>
     <w:p>
       <w:r>
-        <w:t>This SOP is reviewed at least annually by the Quality Coordinator together with the Medical Superintendent, and sooner if a reporting gap is found.</w:t>
+        <w:t>This SOP is reviewed at least annually by the Quality Coordinator together with the Medical Superintendent, and sooner if a reporting gap is found or a trend analysis reveals a systemic issue.</w:t>
       </w:r>
     </w:p>
     <w:sectPr>

--- a/policies/build/sop_record_masters/ROM/SOP_ROM.4.c_failure_reporting.docx
+++ b/policies/build/sop_record_masters/ROM/SOP_ROM.4.c_failure_reporting.docx
@@ -300,6 +300,35 @@
     <w:p>
       <w:r>
         <w:t>2. The Quality Coordinator logs every report in the failure-reporting register on the day it is received, regardless of whether the reporter identified themselves. (Record 1)</w:t>
+      </w:r>
+    </w:p>
+    <w:p>
+      <w:r>
+        <w:rPr>
+          <w:b/>
+          <w:i/>
+        </w:rPr>
+        <w:t xml:space="preserve">Technical source(s) for this step: </w:t>
+      </w:r>
+    </w:p>
+    <w:p>
+      <w:pPr>
+        <w:pStyle w:val="ListParagraph"/>
+      </w:pPr>
+      <w:r>
+        <w:t xml:space="preserve">World Health Organization. (2020, September 16). </w:t>
+      </w:r>
+      <w:hyperlink r:id="rId10">
+        <w:r>
+          <w:rPr>
+            <w:color w:val="0563C1"/>
+            <w:u w:val="single"/>
+          </w:rPr>
+          <w:t>Patient Safety Incident Reporting and Learning Systems: Technical Report and Guidance</w:t>
+        </w:r>
+      </w:hyperlink>
+      <w:r>
+        <w:t>. WHO guidance on operating an incident reporting and learning system, including the value of anonymous and near-miss reporting; referenced as an external benchmark, not an NABH mandate.</w:t>
       </w:r>
     </w:p>
     <w:p>

--- a/policies/build/sop_record_masters/ROM/SOP_ROM.4.c_failure_reporting.docx
+++ b/policies/build/sop_record_masters/ROM/SOP_ROM.4.c_failure_reporting.docx
@@ -314,6 +314,7 @@
     <w:p>
       <w:pPr>
         <w:pStyle w:val="ListParagraph"/>
+        <w:spacing w:after="200" w:before="40"/>
       </w:pPr>
       <w:r>
         <w:t xml:space="preserve">World Health Organization. (2020, September 16). </w:t>
@@ -466,6 +467,7 @@
     <w:p>
       <w:pPr>
         <w:pStyle w:val="ListParagraph"/>
+        <w:spacing w:after="200" w:before="40"/>
       </w:pPr>
       <w:r>
         <w:t xml:space="preserve">National Accreditation Board for Hospitals and Healthcare Providers. (2022). Standards for Small Healthcare Organisations (3rd ed.). </w:t>

--- a/policies/build/sop_record_masters/ROM/SOP_ROM.4.c_failure_reporting.docx
+++ b/policies/build/sop_record_masters/ROM/SOP_ROM.4.c_failure_reporting.docx
@@ -314,10 +314,11 @@
     <w:p>
       <w:pPr>
         <w:pStyle w:val="ListParagraph"/>
-        <w:spacing w:after="200" w:before="40"/>
+        <w:spacing w:after="240" w:before="80"/>
+        <w:contextualSpacing w:val="0"/>
       </w:pPr>
       <w:r>
-        <w:t xml:space="preserve">World Health Organization. (2020, September 16). </w:t>
+        <w:t xml:space="preserve">• World Health Organization. (2020, September 16). </w:t>
       </w:r>
       <w:hyperlink r:id="rId10">
         <w:r>
@@ -467,10 +468,11 @@
     <w:p>
       <w:pPr>
         <w:pStyle w:val="ListParagraph"/>
-        <w:spacing w:after="200" w:before="40"/>
+        <w:spacing w:after="240" w:before="80"/>
+        <w:contextualSpacing w:val="0"/>
       </w:pPr>
       <w:r>
-        <w:t xml:space="preserve">National Accreditation Board for Hospitals and Healthcare Providers. (2022). Standards for Small Healthcare Organisations (3rd ed.). </w:t>
+        <w:t xml:space="preserve">• National Accreditation Board for Hospitals and Healthcare Providers. (2022). Standards for Small Healthcare Organisations (3rd ed.). </w:t>
       </w:r>
       <w:hyperlink r:id="rId9">
         <w:r>

--- a/policies/build/sop_record_masters/ROM/SOP_ROM.4.c_failure_reporting.docx
+++ b/policies/build/sop_record_masters/ROM/SOP_ROM.4.c_failure_reporting.docx
@@ -14,40 +14,9 @@
     </w:p>
     <w:p>
       <w:r>
-        <w:t>«Hospital Name» — Supports ROM.4.c</w:t>
+        <w:t>«Hospital Name» — SOP-ROM.4.c — Version 1.0</w:t>
       </w:r>
     </w:p>
-    <w:p/>
-    <w:tbl>
-      <w:tblPr>
-        <w:tblStyle w:val="TableGrid"/>
-        <w:tblW w:type="auto" w:w="0"/>
-        <w:tblLook w:firstColumn="1" w:firstRow="1" w:lastColumn="0" w:lastRow="0" w:noHBand="0" w:noVBand="1" w:val="04A0"/>
-      </w:tblPr>
-      <w:tblGrid>
-        <w:gridCol w:w="8640"/>
-      </w:tblGrid>
-      <w:tr>
-        <w:tc>
-          <w:tcPr>
-            <w:tcW w:type="dxa" w:w="8640"/>
-          </w:tcPr>
-          <w:p>
-            <w:r>
-              <w:rPr>
-                <w:b/>
-              </w:rPr>
-              <w:t>Why does this SOP exist? (read this first if you're new)</w:t>
-            </w:r>
-          </w:p>
-          <w:p>
-            <w:r>
-              <w:t>This SOP explains how «Hospital Name» reports system and process failures internally and externally, including anonymously, and how a repeated failure gets fixed at the system level instead of case by case forever. If you're new to this SOP: logging a failure is step one, not the whole job — every entry has to be checked against external reporting obligations, and the register as a whole has to be periodically scanned for a pattern, not just closed row by row.</w:t>
-            </w:r>
-          </w:p>
-        </w:tc>
-      </w:tr>
-    </w:tbl>
     <w:p/>
     <w:tbl>
       <w:tblPr>
@@ -62,9 +31,6 @@
         <w:gridCol w:w="2160"/>
       </w:tblGrid>
       <w:tr>
-        <w:trPr>
-          <w:cantSplit/>
-        </w:trPr>
         <w:tc>
           <w:tcPr>
             <w:tcW w:type="dxa" w:w="2160"/>
@@ -81,7 +47,7 @@
           </w:tcPr>
           <w:p>
             <w:r>
-              <w:t>«Hospital to define»</w:t>
+              <w:t>SOP-ROM.4.c</w:t>
             </w:r>
           </w:p>
         </w:tc>
@@ -107,9 +73,6 @@
         </w:tc>
       </w:tr>
       <w:tr>
-        <w:trPr>
-          <w:cantSplit/>
-        </w:trPr>
         <w:tc>
           <w:tcPr>
             <w:tcW w:type="dxa" w:w="2160"/>
@@ -151,51 +114,6 @@
           </w:p>
         </w:tc>
       </w:tr>
-      <w:tr>
-        <w:trPr>
-          <w:cantSplit/>
-        </w:trPr>
-        <w:tc>
-          <w:tcPr>
-            <w:tcW w:type="dxa" w:w="2160"/>
-          </w:tcPr>
-          <w:p>
-            <w:r>
-              <w:t>Prepared By</w:t>
-            </w:r>
-          </w:p>
-        </w:tc>
-        <w:tc>
-          <w:tcPr>
-            <w:tcW w:type="dxa" w:w="2160"/>
-          </w:tcPr>
-          <w:p>
-            <w:r>
-              <w:t>Quality Coordinator   Name: ________   Signature: ________</w:t>
-            </w:r>
-          </w:p>
-        </w:tc>
-        <w:tc>
-          <w:tcPr>
-            <w:tcW w:type="dxa" w:w="2160"/>
-          </w:tcPr>
-          <w:p>
-            <w:r>
-              <w:t>Approved By</w:t>
-            </w:r>
-          </w:p>
-        </w:tc>
-        <w:tc>
-          <w:tcPr>
-            <w:tcW w:type="dxa" w:w="2160"/>
-          </w:tcPr>
-          <w:p>
-            <w:r>
-              <w:t>Medical Superintendent   Name: ________   Signature: ________</w:t>
-            </w:r>
-          </w:p>
-        </w:tc>
-      </w:tr>
     </w:tbl>
     <w:p/>
     <w:p>
@@ -206,9 +124,78 @@
         <w:t>1. Purpose</w:t>
       </w:r>
     </w:p>
+    <w:tbl>
+      <w:tblPr>
+        <w:tblStyle w:val="TableGrid"/>
+        <w:tblW w:type="auto" w:w="0"/>
+        <w:tblLook w:firstColumn="1" w:firstRow="1" w:lastColumn="0" w:lastRow="0" w:noHBand="0" w:noVBand="1" w:val="04A0"/>
+      </w:tblPr>
+      <w:tblGrid>
+        <w:gridCol w:w="8640"/>
+      </w:tblGrid>
+      <w:tr>
+        <w:tc>
+          <w:tcPr>
+            <w:tcW w:type="dxa" w:w="8640"/>
+          </w:tcPr>
+          <w:p>
+            <w:r>
+              <w:t>This SOP sets out how «Hospital Name»'s management ensures systems exist, and are actually used, for reporting system and process failures internally -- including anonymously -- and, where legally required, externally to regulatory bodies, with trend analysis so a repeated failure triggers a systemic fix rather than being closed case by case indefinitely.</w:t>
+            </w:r>
+          </w:p>
+        </w:tc>
+      </w:tr>
+    </w:tbl>
+    <w:p/>
+    <w:tbl>
+      <w:tblPr>
+        <w:tblStyle w:val="TableGrid"/>
+        <w:tblW w:type="auto" w:w="0"/>
+        <w:tblLook w:firstColumn="1" w:firstRow="1" w:lastColumn="0" w:lastRow="0" w:noHBand="0" w:noVBand="1" w:val="04A0"/>
+      </w:tblPr>
+      <w:tblGrid>
+        <w:gridCol w:w="8640"/>
+      </w:tblGrid>
+      <w:tr>
+        <w:tc>
+          <w:tcPr>
+            <w:tcW w:type="dxa" w:w="8640"/>
+          </w:tcPr>
+          <w:p>
+            <w:r>
+              <w:t>The same type of medication near-miss happens for the third time this quarter, each one closed individually with no one asking why it keeps happening. This SOP is what turns that pattern into one systemic fix instead of a fourth isolated case.</w:t>
+            </w:r>
+          </w:p>
+        </w:tc>
+      </w:tr>
+    </w:tbl>
+    <w:p/>
+    <w:tbl>
+      <w:tblPr>
+        <w:tblStyle w:val="TableGrid"/>
+        <w:tblW w:type="auto" w:w="0"/>
+        <w:tblLook w:firstColumn="1" w:firstRow="1" w:lastColumn="0" w:lastRow="0" w:noHBand="0" w:noVBand="1" w:val="04A0"/>
+      </w:tblPr>
+      <w:tblGrid>
+        <w:gridCol w:w="8640"/>
+      </w:tblGrid>
+      <w:tr>
+        <w:tc>
+          <w:tcPr>
+            <w:tcW w:type="dxa" w:w="8640"/>
+          </w:tcPr>
+          <w:p>
+            <w:r>
+              <w:t>We do this because a failure that's mentioned informally and never logged can't be reviewed, trended, or fixed -- and closing the same type of failure over and over without asking why it keeps happening leaves the real problem in place to hurt the next patient or staff member.</w:t>
+            </w:r>
+          </w:p>
+        </w:tc>
+      </w:tr>
+    </w:tbl>
+    <w:p/>
     <w:p>
       <w:r>
-        <w:t>This SOP sets out how «Hospital Name»'s management ensures systems exist, and are actually used, for reporting system and process failures internally — including anonymously — and, where legally required, externally to regulatory bodies, with trend analysis so a repeated failure triggers a systemic fix rather than being closed case by case indefinitely.</w:t>
+        <w:t>To define how «Hospital Name»'s management ensures systems exist, and are actually used, for reporting system and process failures internally -- including anonymously -- and, where legally required, externally to regulatory bodies, with trend analysis so a repeated failure triggers a systemic fix.</w:t>
       </w:r>
     </w:p>
     <w:p>
@@ -221,7 +208,18 @@
     </w:p>
     <w:p>
       <w:r>
-        <w:t>This SOP applies to the «Quality Coordinator», the «Medical Superintendent», and every staff member who may need to report a system or process failure.</w:t>
+        <w:rPr>
+          <w:i/>
+        </w:rPr>
+        <w:t xml:space="preserve">Why: </w:t>
+      </w:r>
+      <w:r>
+        <w:t>so any staff member who notices something going wrong -- not just the Quality Coordinator -- knows this is theirs to use, and knows they can use it without giving their name.</w:t>
+      </w:r>
+    </w:p>
+    <w:p>
+      <w:r>
+        <w:t>Applies to the Quality Coordinator, the Medical Superintendent, and every staff member who may need to report a system or process failure.</w:t>
       </w:r>
     </w:p>
     <w:p>
@@ -235,12 +233,23 @@
     <w:p>
       <w:r>
         <w:rPr>
+          <w:i/>
+        </w:rPr>
+        <w:t xml:space="preserve">Why: </w:t>
+      </w:r>
+      <w:r>
+        <w:t>a report that's logged but never reviewed above the person who received it can't trigger the management attention a system failure actually needs.</w:t>
+      </w:r>
+    </w:p>
+    <w:p>
+      <w:r>
+        <w:rPr>
           <w:b/>
         </w:rPr>
         <w:t xml:space="preserve">Quality Coordinator: </w:t>
       </w:r>
       <w:r>
-        <w:t>maintains the failure-reporting register, receives internal reports (including anonymous ones), and runs the periodic trend analysis.</w:t>
+        <w:t>Maintains the failure-reporting register, receives internal reports (including anonymous ones), and runs the periodic trend analysis.</w:t>
       </w:r>
     </w:p>
     <w:p>
@@ -251,7 +260,7 @@
         <w:t xml:space="preserve">Medical Superintendent: </w:t>
       </w:r>
       <w:r>
-        <w:t>reviews the register monthly, presents a summary to the governing body quarterly, and opens a systemic CAPA when trend analysis finds a repeated failure type.</w:t>
+        <w:t>Reviews the register monthly, presents a summary to the governing body quarterly, and opens a systemic fix when trend analysis finds a repeated failure type.</w:t>
       </w:r>
     </w:p>
     <w:p>
@@ -262,7 +271,7 @@
         <w:t xml:space="preserve">Department / Service Heads: </w:t>
       </w:r>
       <w:r>
-        <w:t>report system and process failures through the internal reporting system.</w:t>
+        <w:t>Report system and process failures through the internal reporting system.</w:t>
       </w:r>
     </w:p>
     <w:p>
@@ -270,7 +279,7 @@
         <w:pStyle w:val="Heading1"/>
       </w:pPr>
       <w:r>
-        <w:t>4. Procedure</w:t>
+        <w:t>4. What to do</w:t>
       </w:r>
     </w:p>
     <w:p>
@@ -278,59 +287,28 @@
         <w:pStyle w:val="Heading2"/>
       </w:pPr>
       <w:r>
-        <w:t>4.1 Report internally, including anonymously</w:t>
+        <w:t>Report internally, including anonymously</w:t>
       </w:r>
     </w:p>
     <w:p>
       <w:r>
         <w:rPr>
-          <w:b/>
+          <w:i/>
         </w:rPr>
-        <w:t xml:space="preserve">Why this step matters: </w:t>
+        <w:t xml:space="preserve">Why: </w:t>
       </w:r>
       <w:r>
-        <w:t>A failure that is mentioned informally and never logged cannot be reviewed, trended, or fixed — and a reporting channel that requires a name discourages exactly the reports a staff member might hesitate to put their name to.</w:t>
+        <w:t>A failure that is mentioned informally and never logged cannot be reviewed, trended, or fixed -- and a reporting channel that requires a name discourages exactly the reports a staff member might hesitate to put their name to.</w:t>
       </w:r>
     </w:p>
     <w:p>
       <w:r>
-        <w:t>1. Staff submit incident reports, near-miss reports and root-cause analyses to the Quality Coordinator, by name or anonymously.</w:t>
+        <w:t>Staff submit incident reports, near-miss reports and root-cause analyses to the Quality Coordinator, by name or anonymously.</w:t>
       </w:r>
     </w:p>
     <w:p>
       <w:r>
-        <w:t>2. The Quality Coordinator logs every report in the failure-reporting register on the day it is received, regardless of whether the reporter identified themselves. (Record 1)</w:t>
-      </w:r>
-    </w:p>
-    <w:p>
-      <w:r>
-        <w:rPr>
-          <w:b/>
-          <w:i/>
-        </w:rPr>
-        <w:t xml:space="preserve">Technical source(s) for this step: </w:t>
-      </w:r>
-    </w:p>
-    <w:p>
-      <w:pPr>
-        <w:pStyle w:val="ListParagraph"/>
-        <w:spacing w:after="240" w:before="80"/>
-        <w:contextualSpacing w:val="0"/>
-      </w:pPr>
-      <w:r>
-        <w:t xml:space="preserve">• World Health Organization. (2020, September 16). </w:t>
-      </w:r>
-      <w:hyperlink r:id="rId10">
-        <w:r>
-          <w:rPr>
-            <w:color w:val="0563C1"/>
-            <w:u w:val="single"/>
-          </w:rPr>
-          <w:t>Patient Safety Incident Reporting and Learning Systems: Technical Report and Guidance</w:t>
-        </w:r>
-      </w:hyperlink>
-      <w:r>
-        <w:t>. WHO guidance on operating an incident reporting and learning system, including the value of anonymous and near-miss reporting; referenced as an external benchmark, not an NABH mandate.</w:t>
+        <w:t>The Quality Coordinator logs every report in the failure-reporting register on the day it is received, regardless of whether the reporter identified themselves.</w:t>
       </w:r>
     </w:p>
     <w:p>
@@ -338,15 +316,15 @@
         <w:pStyle w:val="Heading2"/>
       </w:pPr>
       <w:r>
-        <w:t>4.2 Review monthly and report quarterly</w:t>
+        <w:t>Review monthly and report quarterly</w:t>
       </w:r>
     </w:p>
     <w:p>
       <w:r>
         <w:rPr>
-          <w:b/>
+          <w:i/>
         </w:rPr>
-        <w:t xml:space="preserve">Why this step matters: </w:t>
+        <w:t xml:space="preserve">Why: </w:t>
       </w:r>
       <w:r>
         <w:t>A register that nobody above the Quality Coordinator ever looks at cannot trigger the management attention a system failure actually needs.</w:t>
@@ -354,12 +332,12 @@
     </w:p>
     <w:p>
       <w:r>
-        <w:t>1. The Medical Superintendent reviews the failure-reporting register monthly.</w:t>
+        <w:t>The Medical Superintendent reviews the failure-reporting register monthly.</w:t>
       </w:r>
     </w:p>
     <w:p>
       <w:r>
-        <w:t>2. A summary is presented to the governing body quarterly. (Record 1)</w:t>
+        <w:t>A summary is presented to the governing body quarterly.</w:t>
       </w:r>
     </w:p>
     <w:p>
@@ -367,28 +345,28 @@
         <w:pStyle w:val="Heading2"/>
       </w:pPr>
       <w:r>
-        <w:t>4.3 Report externally where required</w:t>
+        <w:t>Report externally where required</w:t>
       </w:r>
     </w:p>
     <w:p>
       <w:r>
         <w:rPr>
-          <w:b/>
+          <w:i/>
         </w:rPr>
-        <w:t xml:space="preserve">Why this step matters: </w:t>
+        <w:t xml:space="preserve">Why: </w:t>
       </w:r>
       <w:r>
-        <w:t>A mandatory external notification that is missed is a statutory failure on top of the original system failure — this has to be checked every time, not assumed to not apply.</w:t>
+        <w:t>A mandatory external notification that is missed is a statutory failure on top of the original system failure -- this has to be checked every time, not assumed not to apply.</w:t>
       </w:r>
     </w:p>
     <w:p>
       <w:r>
-        <w:t>1. Every logged failure is checked against applicable external-reporting obligations — for example adverse-event reporting or notifiable-disease reporting.</w:t>
+        <w:t>Every logged failure is checked against applicable external-reporting obligations -- for example adverse-event reporting or notifiable-disease reporting.</w:t>
       </w:r>
     </w:p>
     <w:p>
       <w:r>
-        <w:t>2. Where an external report is required, it is submitted and the submission is recorded against the register entry. (Record 1)</w:t>
+        <w:t>Where an external report is required, it is submitted and the submission is recorded against the register entry.</w:t>
       </w:r>
     </w:p>
     <w:p>
@@ -396,28 +374,28 @@
         <w:pStyle w:val="Heading2"/>
       </w:pPr>
       <w:r>
-        <w:t>4.4 Analyse trends and fix the system, not just the case</w:t>
+        <w:t>Find the pattern, fix the system -- not just the case</w:t>
       </w:r>
     </w:p>
     <w:p>
       <w:r>
         <w:rPr>
-          <w:b/>
+          <w:i/>
         </w:rPr>
-        <w:t xml:space="preserve">Why this step matters: </w:t>
+        <w:t xml:space="preserve">Why: </w:t>
       </w:r>
       <w:r>
-        <w:t>Closing ten individual incidents of the same type, one at a time, without ever asking why the same failure keeps happening, leaves the actual system problem in place to produce an eleventh — trend analysis is what turns repeated cases into one systemic fix.</w:t>
+        <w:t>Closing ten individual incidents of the same type, one at a time, without ever asking why the same failure keeps happening, leaves the actual system problem in place to produce an eleventh.</w:t>
       </w:r>
     </w:p>
     <w:p>
       <w:r>
-        <w:t>1. The Quality Coordinator runs a trend analysis across the failure-reporting register at least quarterly, grouping reports by failure type.</w:t>
+        <w:t>The Quality Coordinator runs a trend analysis across the failure-reporting register at least quarterly, grouping reports by failure type.</w:t>
       </w:r>
     </w:p>
     <w:p>
       <w:r>
-        <w:t>2. Where the same failure type recurs three or more times within a defined period, the Medical Superintendent opens a systemic CAPA addressing the underlying process, not just the individual cases. (Record 2)</w:t>
+        <w:t>Where the same failure type recurs three or more times within a defined period, the Medical Superintendent opens a systemic fix addressing the underlying process, not just the individual cases.</w:t>
       </w:r>
     </w:p>
     <w:p>
@@ -438,7 +416,7 @@
         <w:pStyle w:val="Heading1"/>
       </w:pPr>
       <w:r>
-        <w:t>6. Related Documents</w:t>
+        <w:t>6. Related SOPs</w:t>
       </w:r>
     </w:p>
     <w:p>
@@ -446,7 +424,54 @@
         <w:pStyle w:val="ListParagraph"/>
       </w:pPr>
       <w:r>
-        <w:t>Policy on Risk Management, System-Failure Reporting and Outsourced Services (ROM.4) — this SOP operationalises step 5.3</w:t>
+        <w:t>Policy on Risk Management, System-Failure Reporting and Outsourced Services (ROM.4)</w:t>
+      </w:r>
+    </w:p>
+    <w:p>
+      <w:pPr>
+        <w:pStyle w:val="Heading1"/>
+      </w:pPr>
+      <w:r>
+        <w:t>7. Review</w:t>
+      </w:r>
+    </w:p>
+    <w:p>
+      <w:r>
+        <w:t>This SOP is reviewed at least annually by the Quality Coordinator together with the Medical Superintendent, and sooner if a reporting gap is found or a trend analysis reveals a systemic issue.</w:t>
+      </w:r>
+    </w:p>
+    <w:p>
+      <w:r>
+        <w:br w:type="page"/>
+      </w:r>
+    </w:p>
+    <w:p>
+      <w:pPr>
+        <w:pStyle w:val="Heading1"/>
+      </w:pPr>
+      <w:r>
+        <w:t>Appendix — NABH Standard Cross-Reference and Evidence Basis</w:t>
+      </w:r>
+    </w:p>
+    <w:p>
+      <w:r>
+        <w:t>For the Quality Coordinator and NABH assessment use only. The reasoning and real-world triggers for each requirement are already in the body above -- this appendix adds only what the body deliberately leaves out: the exact objective-element code, how this SOP's scope is kept separate from neighbouring standards, and the verified technical source for anything cited.</w:t>
+      </w:r>
+    </w:p>
+    <w:p>
+      <w:pPr>
+        <w:pStyle w:val="Heading2"/>
+      </w:pPr>
+      <w:r>
+        <w:t>Report internally, including anonymously — ROM.4.c</w:t>
+      </w:r>
+    </w:p>
+    <w:p>
+      <w:r>
+        <w:rPr>
+          <w:i/>
+        </w:rPr>
+        <w:t>Verified source(s):</w:t>
       </w:r>
     </w:p>
     <w:p>
@@ -454,27 +479,67 @@
         <w:pStyle w:val="ListParagraph"/>
       </w:pPr>
       <w:r>
-        <w:t>Required Records — ROM.4.c (see ROM.4 Records folder)</w:t>
+        <w:t xml:space="preserve">• </w:t>
+      </w:r>
+      <w:r>
+        <w:t xml:space="preserve">World Health Organization. (2020, September 16). </w:t>
+      </w:r>
+      <w:hyperlink r:id="rId9">
+        <w:r>
+          <w:rPr>
+            <w:color w:val="0563C1"/>
+            <w:u w:val="single"/>
+          </w:rPr>
+          <w:t>Patient Safety Incident Reporting and Learning Systems: Technical Report and Guidance</w:t>
+        </w:r>
+      </w:hyperlink>
+      <w:r>
+        <w:t>. WHO guidance on operating an incident reporting and learning system, including the value of anonymous and near-miss reporting; referenced as an external benchmark, not a mandate.</w:t>
       </w:r>
     </w:p>
     <w:p>
       <w:pPr>
-        <w:pStyle w:val="Heading1"/>
+        <w:pStyle w:val="Heading2"/>
       </w:pPr>
       <w:r>
-        <w:t>7. Where This SOP's Requirements Come From (Verified Sources)</w:t>
+        <w:t>Review monthly and report quarterly — ROM.4.c</w:t>
+      </w:r>
+    </w:p>
+    <w:p>
+      <w:pPr>
+        <w:pStyle w:val="Heading2"/>
+      </w:pPr>
+      <w:r>
+        <w:t>Report externally where required — ROM.4.c</w:t>
+      </w:r>
+    </w:p>
+    <w:p>
+      <w:pPr>
+        <w:pStyle w:val="Heading2"/>
+      </w:pPr>
+      <w:r>
+        <w:t>Find the pattern, fix the system -- not just the case — ROM.4.c</w:t>
+      </w:r>
+    </w:p>
+    <w:p>
+      <w:pPr>
+        <w:pStyle w:val="Heading2"/>
+      </w:pPr>
+      <w:r>
+        <w:t>Full reference list</w:t>
       </w:r>
     </w:p>
     <w:p>
       <w:pPr>
         <w:pStyle w:val="ListParagraph"/>
-        <w:spacing w:after="240" w:before="80"/>
-        <w:contextualSpacing w:val="0"/>
       </w:pPr>
       <w:r>
-        <w:t xml:space="preserve">• National Accreditation Board for Hospitals and Healthcare Providers. (2022). Standards for Small Healthcare Organisations (3rd ed.). </w:t>
+        <w:t xml:space="preserve">• </w:t>
       </w:r>
-      <w:hyperlink r:id="rId9">
+      <w:r>
+        <w:t xml:space="preserve">National Accreditation Board for Hospitals and Healthcare Providers. (2022). Standards for Small Healthcare Organisations (3rd ed.). </w:t>
+      </w:r>
+      <w:hyperlink r:id="rId10">
         <w:r>
           <w:rPr>
             <w:color w:val="0563C1"/>
@@ -489,15 +554,25 @@
     </w:p>
     <w:p>
       <w:pPr>
-        <w:pStyle w:val="Heading1"/>
+        <w:pStyle w:val="ListParagraph"/>
       </w:pPr>
       <w:r>
-        <w:t>8. Review</w:t>
+        <w:t xml:space="preserve">• </w:t>
       </w:r>
-    </w:p>
-    <w:p>
       <w:r>
-        <w:t>This SOP is reviewed at least annually by the Quality Coordinator together with the Medical Superintendent, and sooner if a reporting gap is found or a trend analysis reveals a systemic issue.</w:t>
+        <w:t xml:space="preserve">World Health Organization. (2020, September 16). </w:t>
+      </w:r>
+      <w:hyperlink r:id="rId9">
+        <w:r>
+          <w:rPr>
+            <w:color w:val="0563C1"/>
+            <w:u w:val="single"/>
+          </w:rPr>
+          <w:t>Patient Safety Incident Reporting and Learning Systems: Technical Report and Guidance</w:t>
+        </w:r>
+      </w:hyperlink>
+      <w:r>
+        <w:t>.</w:t>
       </w:r>
     </w:p>
     <w:sectPr>

--- a/policies/build/sop_record_masters/ROM/SOP_ROM.4.c_failure_reporting.docx
+++ b/policies/build/sop_record_masters/ROM/SOP_ROM.4.c_failure_reporting.docx
@@ -208,12 +208,6 @@
     </w:p>
     <w:p>
       <w:r>
-        <w:rPr>
-          <w:i/>
-        </w:rPr>
-        <w:t xml:space="preserve">Why: </w:t>
-      </w:r>
-      <w:r>
         <w:t>so any staff member who notices something going wrong -- not just the Quality Coordinator -- knows this is theirs to use, and knows they can use it without giving their name.</w:t>
       </w:r>
     </w:p>
@@ -231,12 +225,6 @@
       </w:r>
     </w:p>
     <w:p>
-      <w:r>
-        <w:rPr>
-          <w:i/>
-        </w:rPr>
-        <w:t xml:space="preserve">Why: </w:t>
-      </w:r>
       <w:r>
         <w:t>a report that's logged but never reviewed above the person who received it can't trigger the management attention a system failure actually needs.</w:t>
       </w:r>
@@ -292,12 +280,6 @@
     </w:p>
     <w:p>
       <w:r>
-        <w:rPr>
-          <w:i/>
-        </w:rPr>
-        <w:t xml:space="preserve">Why: </w:t>
-      </w:r>
-      <w:r>
         <w:t>A failure that is mentioned informally and never logged cannot be reviewed, trended, or fixed -- and a reporting channel that requires a name discourages exactly the reports a staff member might hesitate to put their name to.</w:t>
       </w:r>
     </w:p>
@@ -320,12 +302,6 @@
       </w:r>
     </w:p>
     <w:p>
-      <w:r>
-        <w:rPr>
-          <w:i/>
-        </w:rPr>
-        <w:t xml:space="preserve">Why: </w:t>
-      </w:r>
       <w:r>
         <w:t>A register that nobody above the Quality Coordinator ever looks at cannot trigger the management attention a system failure actually needs.</w:t>
       </w:r>
@@ -350,12 +326,6 @@
     </w:p>
     <w:p>
       <w:r>
-        <w:rPr>
-          <w:i/>
-        </w:rPr>
-        <w:t xml:space="preserve">Why: </w:t>
-      </w:r>
-      <w:r>
         <w:t>A mandatory external notification that is missed is a statutory failure on top of the original system failure -- this has to be checked every time, not assumed not to apply.</w:t>
       </w:r>
     </w:p>
@@ -378,12 +348,6 @@
       </w:r>
     </w:p>
     <w:p>
-      <w:r>
-        <w:rPr>
-          <w:i/>
-        </w:rPr>
-        <w:t xml:space="preserve">Why: </w:t>
-      </w:r>
       <w:r>
         <w:t>Closing ten individual incidents of the same type, one at a time, without ever asking why the same failure keeps happening, leaves the actual system problem in place to produce an eleventh.</w:t>
       </w:r>
